--- a/BTech CSE 5th Sem/Soft Skills_PES - 390/12508688 Aquib Jawaid Ansari Specialized.docx
+++ b/BTech CSE 5th Sem/Soft Skills_PES - 390/12508688 Aquib Jawaid Ansari Specialized.docx
@@ -61,7 +61,7 @@
                     <pic:cNvPicPr>
                       <a:extLst>
                         <a:ext uri="sm">
-                          <sm:smNativeData xmlns:sm="sm" val="SMDATA_16_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"/>
+                          <sm:smNativeData xmlns:sm="sm" val="SMDATA_16_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"/>
                         </a:ext>
                       </a:extLst>
                     </pic:cNvPicPr>
@@ -144,7 +144,7 @@
                     <pic:cNvPicPr>
                       <a:extLst>
                         <a:ext uri="sm">
-                          <sm:smNativeData xmlns:sm="sm" val="SMDATA_16_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"/>
+                          <sm:smNativeData xmlns:sm="sm" val="SMDATA_16_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"/>
                         </a:ext>
                       </a:extLst>
                     </pic:cNvPicPr>
@@ -231,7 +231,7 @@
                       <pic:cNvPicPr>
                         <a:extLst>
                           <a:ext uri="sm">
-                            <sm:smNativeData xmlns:sm="sm" val="SMDATA_16_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"/>
+                            <sm:smNativeData xmlns:sm="sm" val="SMDATA_16_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"/>
                           </a:ext>
                         </a:extLst>
                       </pic:cNvPicPr>
@@ -319,7 +319,7 @@
                       <pic:cNvPicPr>
                         <a:extLst>
                           <a:ext uri="sm">
-                            <sm:smNativeData xmlns:sm="sm" val="SMDATA_16_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"/>
+                            <sm:smNativeData xmlns:sm="sm" val="SMDATA_16_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"/>
                           </a:ext>
                         </a:extLst>
                       </pic:cNvPicPr>
@@ -407,7 +407,7 @@
                       <wps:cNvSpPr>
                         <a:extLst>
                           <a:ext uri="sm">
-                            <sm:smNativeData xmlns:sm="sm" val="SMDATA_14_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"/>
+                            <sm:smNativeData xmlns:sm="sm" val="SMDATA_14_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"/>
                           </a:ext>
                         </a:extLst>
                       </wps:cNvSpPr>
@@ -451,7 +451,7 @@
           </mc:Choice>
           <mc:Fallback>
             <w:pict>
-              <v:shape id="Graphic 5" o:spid="_x0000_s1026" style="position:absolute;margin-left:28.80pt;margin-top:21.45pt;mso-position-horizontal-relative:page;width:553.70pt;height:0.10pt;z-index:251658247;mso-wrap-distance-left:0.00pt;mso-wrap-distance-top:0.00pt;mso-wrap-distance-right:0.00pt;mso-wrap-distance-bottom:0.00pt;mso-wrap-style:square" coordsize="11074,2" path="m0,0l11073,0e" strokeweight="0.40pt" filled="f" v:ext="SMDATA_14_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">
+              <v:shape id="Graphic 5" o:spid="_x0000_s1026" style="position:absolute;margin-left:28.80pt;margin-top:21.45pt;mso-position-horizontal-relative:page;width:553.70pt;height:0.10pt;z-index:251658247;mso-wrap-distance-left:0.00pt;mso-wrap-distance-top:0.00pt;mso-wrap-distance-right:0.00pt;mso-wrap-distance-bottom:0.00pt;mso-wrap-style:square" coordsize="11074,2" path="m0,0l11073,0e" strokeweight="0.40pt" filled="f" v:ext="SMDATA_14_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">
                 <v:path arrowok="t"/>
                 <w10:wrap type="topAndBottom" anchorx="page" anchory="text"/>
               </v:shape>
@@ -459,6 +459,7 @@
           </mc:Fallback>
         </mc:AlternateContent>
       </w:r>
+      <w:r/>
       <w:bookmarkStart w:id="0" w:name="Internship"/>
       <w:r/>
       <w:bookmarkEnd w:id="0"/>
@@ -469,6 +470,12 @@
           <w:w w:val="120"/>
         </w:rPr>
         <w:t>Experience</w:t>
+      </w:r>
+      <w:r>
+        <w:rPr>
+          <w:spacing w:val="-2" w:percent="99"/>
+          <w:w w:val="120"/>
+        </w:rPr>
       </w:r>
     </w:p>
     <w:p>
@@ -572,6 +579,14 @@
           <w:sz w:val="20"/>
         </w:rPr>
         <w:t xml:space="preserve"> Present</w:t>
+      </w:r>
+      <w:r>
+        <w:rPr>
+          <w:b/>
+          <w:spacing w:val="8" w:percent="106"/>
+          <w:w w:val="125"/>
+          <w:sz w:val="20"/>
+        </w:rPr>
       </w:r>
     </w:p>
     <w:p>
@@ -809,7 +824,7 @@
                       <wps:cNvSpPr>
                         <a:extLst>
                           <a:ext uri="sm">
-                            <sm:smNativeData xmlns:sm="sm" val="SMDATA_14_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"/>
+                            <sm:smNativeData xmlns:sm="sm" val="SMDATA_14_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"/>
                           </a:ext>
                         </a:extLst>
                       </wps:cNvSpPr>
@@ -853,7 +868,7 @@
           </mc:Choice>
           <mc:Fallback>
             <w:pict>
-              <v:shape id="Graphic 6" o:spid="_x0000_s1027" style="position:absolute;margin-left:28.80pt;margin-top:21.65pt;mso-position-horizontal-relative:page;width:553.70pt;height:0.10pt;z-index:251658248;mso-wrap-distance-left:0.00pt;mso-wrap-distance-top:0.00pt;mso-wrap-distance-right:0.00pt;mso-wrap-distance-bottom:0.00pt;mso-wrap-style:square" coordsize="11074,2" path="m0,0l11073,0e" strokeweight="0.40pt" filled="f" v:ext="SMDATA_14_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">
+              <v:shape id="Graphic 6" o:spid="_x0000_s1027" style="position:absolute;margin-left:28.80pt;margin-top:21.65pt;mso-position-horizontal-relative:page;width:553.70pt;height:0.10pt;z-index:251658248;mso-wrap-distance-left:0.00pt;mso-wrap-distance-top:0.00pt;mso-wrap-distance-right:0.00pt;mso-wrap-distance-bottom:0.00pt;mso-wrap-style:square" coordsize="11074,2" path="m0,0l11073,0e" strokeweight="0.40pt" filled="f" v:ext="SMDATA_14_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">
                 <v:path arrowok="t"/>
                 <w10:wrap type="topAndBottom" anchorx="page" anchory="text"/>
               </v:shape>
@@ -1464,7 +1479,7 @@
                       <wps:cNvSpPr>
                         <a:extLst>
                           <a:ext uri="sm">
-                            <sm:smNativeData xmlns:sm="sm" val="SMDATA_14_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"/>
+                            <sm:smNativeData xmlns:sm="sm" val="SMDATA_14_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"/>
                           </a:ext>
                         </a:extLst>
                       </wps:cNvSpPr>
@@ -1508,7 +1523,7 @@
           </mc:Choice>
           <mc:Fallback>
             <w:pict>
-              <v:shape id="Graphic 7" o:spid="_x0000_s1028" style="position:absolute;margin-left:28.80pt;margin-top:24.60pt;mso-position-horizontal-relative:page;width:553.70pt;height:0.10pt;z-index:251658249;mso-wrap-distance-left:0.00pt;mso-wrap-distance-top:0.00pt;mso-wrap-distance-right:0.00pt;mso-wrap-distance-bottom:0.00pt;mso-wrap-style:square" coordsize="11074,2" path="m0,0l11073,0e" strokeweight="0.40pt" filled="f" v:ext="SMDATA_14_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">
+              <v:shape id="Graphic 7" o:spid="_x0000_s1028" style="position:absolute;margin-left:28.80pt;margin-top:24.60pt;mso-position-horizontal-relative:page;width:553.70pt;height:0.10pt;z-index:251658249;mso-wrap-distance-left:0.00pt;mso-wrap-distance-top:0.00pt;mso-wrap-distance-right:0.00pt;mso-wrap-distance-bottom:0.00pt;mso-wrap-style:square" coordsize="11074,2" path="m0,0l11073,0e" strokeweight="0.40pt" filled="f" v:ext="SMDATA_14_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">
                 <v:path arrowok="t"/>
                 <w10:wrap type="topAndBottom" anchorx="page" anchory="text"/>
               </v:shape>
@@ -1830,7 +1845,7 @@
                       <wps:cNvSpPr>
                         <a:extLst>
                           <a:ext uri="sm">
-                            <sm:smNativeData xmlns:sm="sm" val="SMDATA_14_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"/>
+                            <sm:smNativeData xmlns:sm="sm" val="SMDATA_14_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"/>
                           </a:ext>
                         </a:extLst>
                       </wps:cNvSpPr>
@@ -1874,7 +1889,7 @@
           </mc:Choice>
           <mc:Fallback>
             <w:pict>
-              <v:shape id="Graphic 8" o:spid="_x0000_s1029" style="position:absolute;margin-left:28.80pt;margin-top:22.00pt;mso-position-horizontal-relative:page;width:553.70pt;height:0.10pt;z-index:251658246;mso-wrap-distance-left:0.00pt;mso-wrap-distance-top:0.00pt;mso-wrap-distance-right:0.00pt;mso-wrap-distance-bottom:0.00pt;mso-wrap-style:square" coordsize="11074,2" path="m0,0l11073,0e" strokeweight="0.40pt" filled="f" v:ext="SMDATA_14_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">
+              <v:shape id="Graphic 8" o:spid="_x0000_s1029" style="position:absolute;margin-left:28.80pt;margin-top:22.00pt;mso-position-horizontal-relative:page;width:553.70pt;height:0.10pt;z-index:251658246;mso-wrap-distance-left:0.00pt;mso-wrap-distance-top:0.00pt;mso-wrap-distance-right:0.00pt;mso-wrap-distance-bottom:0.00pt;mso-wrap-style:square" coordsize="11074,2" path="m0,0l11073,0e" strokeweight="0.40pt" filled="f" v:ext="SMDATA_14_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">
                 <v:path arrowok="t"/>
                 <w10:wrap type="topAndBottom" anchorx="page" anchory="text"/>
               </v:shape>
@@ -2094,7 +2109,7 @@
                       <wps:cNvSpPr>
                         <a:extLst>
                           <a:ext uri="sm">
-                            <sm:smNativeData xmlns:sm="sm" val="SMDATA_14_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"/>
+                            <sm:smNativeData xmlns:sm="sm" val="SMDATA_14_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"/>
                           </a:ext>
                         </a:extLst>
                       </wps:cNvSpPr>
@@ -2138,7 +2153,7 @@
           </mc:Choice>
           <mc:Fallback>
             <w:pict>
-              <v:shape id="Graphic 9" o:spid="_x0000_s1030" style="position:absolute;margin-left:28.80pt;margin-top:24.15pt;mso-position-horizontal-relative:page;width:553.70pt;height:0.10pt;z-index:251658245;mso-wrap-distance-left:0.00pt;mso-wrap-distance-top:0.00pt;mso-wrap-distance-right:0.00pt;mso-wrap-distance-bottom:0.00pt;mso-wrap-style:square" coordsize="11074,2" path="m0,0l11073,0e" strokeweight="0.40pt" filled="f" v:ext="SMDATA_14_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">
+              <v:shape id="Graphic 9" o:spid="_x0000_s1030" style="position:absolute;margin-left:28.80pt;margin-top:24.15pt;mso-position-horizontal-relative:page;width:553.70pt;height:0.10pt;z-index:251658245;mso-wrap-distance-left:0.00pt;mso-wrap-distance-top:0.00pt;mso-wrap-distance-right:0.00pt;mso-wrap-distance-bottom:0.00pt;mso-wrap-style:square" coordsize="11074,2" path="m0,0l11073,0e" strokeweight="0.40pt" filled="f" v:ext="SMDATA_14_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">
                 <v:path arrowok="t"/>
                 <w10:wrap type="none" anchorx="page" anchory="text"/>
               </v:shape>
@@ -2595,7 +2610,7 @@
           <w:w w:val="115"/>
           <w:sz w:val="20"/>
         </w:rPr>
-        <w:t>08</w:t>
+        <w:t>20</w:t>
       </w:r>
       <w:r>
         <w:rPr>
